--- a/EXPORTS/DOCX/published/niveau3/English/Museon.docx
+++ b/EXPORTS/DOCX/published/niveau3/English/Museon.docx
@@ -235,7 +235,7 @@
           <w:rFonts w:ascii="Charis SIL Regular" w:hAnsi="Charis SIL Regular" w:eastAsia="Charis SIL Regular"/>
           <w:b w:val="0"/>
           <w:i w:val="0"/>
-          <w:color w:val="0066CC"/>
+          <w:color w:val="0000FF"/>
           <w:sz w:val="24"/>
           <w:u w:val="single"/>
         </w:rPr>
@@ -253,7 +253,7 @@
           <w:rFonts w:ascii="Charis SIL Regular" w:hAnsi="Charis SIL Regular" w:eastAsia="Charis SIL Regular"/>
           <w:b w:val="0"/>
           <w:i w:val="0"/>
-          <w:color w:val="0066CC"/>
+          <w:color w:val="0000FF"/>
           <w:sz w:val="24"/>
           <w:u w:val="single"/>
         </w:rPr>
@@ -264,7 +264,7 @@
           <w:rFonts w:ascii="Charis SIL Regular" w:hAnsi="Charis SIL Regular" w:eastAsia="Charis SIL Regular"/>
           <w:b w:val="0"/>
           <w:i w:val="0"/>
-          <w:color w:val="0066CC"/>
+          <w:color w:val="0000FF"/>
           <w:sz w:val="24"/>
           <w:u w:val="single"/>
         </w:rPr>
@@ -282,7 +282,7 @@
           <w:rFonts w:ascii="Charis SIL Regular" w:hAnsi="Charis SIL Regular" w:eastAsia="Charis SIL Regular"/>
           <w:b w:val="0"/>
           <w:i w:val="0"/>
-          <w:color w:val="0066CC"/>
+          <w:color w:val="0000FF"/>
           <w:sz w:val="24"/>
           <w:u w:val="single"/>
         </w:rPr>
@@ -293,7 +293,7 @@
           <w:rFonts w:ascii="Charis SIL Regular" w:hAnsi="Charis SIL Regular" w:eastAsia="Charis SIL Regular"/>
           <w:b w:val="0"/>
           <w:i w:val="0"/>
-          <w:color w:val="0066CC"/>
+          <w:color w:val="0000FF"/>
           <w:sz w:val="24"/>
           <w:u w:val="single"/>
         </w:rPr>
@@ -328,7 +328,7 @@
       </w:r>
       <w:r>
         <w:rPr>
-          <w:u w:val="single" w:color="0066cc"/>
+          <w:u w:val="single" w:color="0000ff"/>
           <w:rFonts w:ascii="Charis SIL Regular" w:hAnsi="Charis SIL Regular" w:eastAsia="Charis SIL Regular"/>
           <w:b w:val="0"/>
           <w:i w:val="0"/>
@@ -346,7 +346,7 @@
       </w:r>
       <w:r>
         <w:rPr>
-          <w:u w:val="single" w:color="0066cc"/>
+          <w:u w:val="single" w:color="0000ff"/>
           <w:rFonts w:ascii="Charis SIL Regular" w:hAnsi="Charis SIL Regular" w:eastAsia="Charis SIL Regular"/>
           <w:b w:val="0"/>
           <w:i w:val="0"/>
@@ -357,7 +357,7 @@
       </w:r>
       <w:r>
         <w:rPr>
-          <w:u w:val="single" w:color="0066cc"/>
+          <w:u w:val="single" w:color="0000ff"/>
           <w:rFonts w:ascii="Charis SIL Regular" w:hAnsi="Charis SIL Regular" w:eastAsia="Charis SIL Regular"/>
           <w:b w:val="0"/>
           <w:i w:val="0"/>
@@ -375,7 +375,7 @@
       </w:r>
       <w:r>
         <w:rPr>
-          <w:u w:val="single" w:color="0066cc"/>
+          <w:u w:val="single" w:color="0000ff"/>
           <w:rFonts w:ascii="Charis SIL Regular" w:hAnsi="Charis SIL Regular" w:eastAsia="Charis SIL Regular"/>
           <w:b w:val="0"/>
           <w:i w:val="0"/>
@@ -393,7 +393,7 @@
       </w:r>
       <w:r>
         <w:rPr>
-          <w:u w:val="single" w:color="0066cc"/>
+          <w:u w:val="single" w:color="0000ff"/>
           <w:rFonts w:ascii="Charis SIL Regular" w:hAnsi="Charis SIL Regular" w:eastAsia="Charis SIL Regular"/>
           <w:b w:val="0"/>
           <w:i w:val="0"/>
@@ -411,7 +411,7 @@
       </w:r>
       <w:r>
         <w:rPr>
-          <w:u w:val="single" w:color="0066cc"/>
+          <w:u w:val="single" w:color="0000ff"/>
           <w:rFonts w:ascii="Charis SIL Regular" w:hAnsi="Charis SIL Regular" w:eastAsia="Charis SIL Regular"/>
           <w:b w:val="0"/>
           <w:i w:val="0"/>
@@ -618,7 +618,7 @@
           <w:rFonts w:ascii="Charis SIL Regular" w:hAnsi="Charis SIL Regular" w:eastAsia="Charis SIL Regular"/>
           <w:b w:val="0"/>
           <w:i w:val="0"/>
-          <w:color w:val="0066CC"/>
+          <w:color w:val="0000FF"/>
           <w:sz w:val="24"/>
           <w:u w:val="single"/>
         </w:rPr>
@@ -653,7 +653,7 @@
       </w:r>
       <w:r>
         <w:rPr>
-          <w:u w:val="single" w:color="0066cc"/>
+          <w:u w:val="single" w:color="0000ff"/>
           <w:rFonts w:ascii="Charis SIL Regular" w:hAnsi="Charis SIL Regular" w:eastAsia="Charis SIL Regular"/>
           <w:b w:val="0"/>
           <w:i w:val="0"/>
@@ -913,7 +913,7 @@
           <w:rFonts w:ascii="Charis SIL Regular" w:hAnsi="Charis SIL Regular" w:eastAsia="Charis SIL Regular"/>
           <w:b w:val="0"/>
           <w:i w:val="0"/>
-          <w:color w:val="0066CC"/>
+          <w:color w:val="0000FF"/>
           <w:sz w:val="24"/>
           <w:u w:val="single"/>
         </w:rPr>
@@ -931,7 +931,7 @@
           <w:rFonts w:ascii="Charis SIL Regular" w:hAnsi="Charis SIL Regular" w:eastAsia="Charis SIL Regular"/>
           <w:b w:val="0"/>
           <w:i w:val="0"/>
-          <w:color w:val="0066CC"/>
+          <w:color w:val="0000FF"/>
           <w:sz w:val="24"/>
           <w:u w:val="single"/>
         </w:rPr>
@@ -942,7 +942,7 @@
           <w:rFonts w:ascii="Charis SIL Regular" w:hAnsi="Charis SIL Regular" w:eastAsia="Charis SIL Regular"/>
           <w:b w:val="0"/>
           <w:i w:val="0"/>
-          <w:color w:val="0066CC"/>
+          <w:color w:val="0000FF"/>
           <w:sz w:val="24"/>
           <w:u w:val="single"/>
         </w:rPr>
@@ -977,7 +977,7 @@
       </w:r>
       <w:r>
         <w:rPr>
-          <w:u w:val="single" w:color="0066cc"/>
+          <w:u w:val="single" w:color="0000ff"/>
           <w:rFonts w:ascii="Charis SIL Regular" w:hAnsi="Charis SIL Regular" w:eastAsia="Charis SIL Regular"/>
           <w:b w:val="0"/>
           <w:i w:val="0"/>
@@ -995,7 +995,7 @@
       </w:r>
       <w:r>
         <w:rPr>
-          <w:u w:val="single" w:color="0066cc"/>
+          <w:u w:val="single" w:color="0000ff"/>
           <w:rFonts w:ascii="Charis SIL Regular" w:hAnsi="Charis SIL Regular" w:eastAsia="Charis SIL Regular"/>
           <w:b w:val="0"/>
           <w:i w:val="0"/>
@@ -1013,7 +1013,7 @@
       </w:r>
       <w:r>
         <w:rPr>
-          <w:u w:val="single" w:color="0066cc"/>
+          <w:u w:val="single" w:color="0000ff"/>
           <w:rFonts w:ascii="Charis SIL Regular" w:hAnsi="Charis SIL Regular" w:eastAsia="Charis SIL Regular"/>
           <w:b w:val="0"/>
           <w:i w:val="0"/>
@@ -1031,7 +1031,7 @@
       </w:r>
       <w:r>
         <w:rPr>
-          <w:u w:val="single" w:color="0066cc"/>
+          <w:u w:val="single" w:color="0000ff"/>
           <w:rFonts w:ascii="Charis SIL Regular" w:hAnsi="Charis SIL Regular" w:eastAsia="Charis SIL Regular"/>
           <w:b w:val="0"/>
           <w:i w:val="0"/>
@@ -1085,7 +1085,7 @@
           <w:rFonts w:ascii="Charis SIL Regular" w:hAnsi="Charis SIL Regular" w:eastAsia="Charis SIL Regular"/>
           <w:b w:val="0"/>
           <w:i w:val="0"/>
-          <w:color w:val="0066CC"/>
+          <w:color w:val="0000FF"/>
           <w:sz w:val="24"/>
           <w:u w:val="single"/>
         </w:rPr>
@@ -1103,7 +1103,7 @@
           <w:rFonts w:ascii="Charis SIL Regular" w:hAnsi="Charis SIL Regular" w:eastAsia="Charis SIL Regular"/>
           <w:b w:val="0"/>
           <w:i w:val="0"/>
-          <w:color w:val="0066CC"/>
+          <w:color w:val="0000FF"/>
           <w:sz w:val="24"/>
           <w:u w:val="single"/>
         </w:rPr>
@@ -1151,7 +1151,7 @@
           <w:rFonts w:ascii="Charis SIL Regular" w:hAnsi="Charis SIL Regular" w:eastAsia="Charis SIL Regular"/>
           <w:b w:val="0"/>
           <w:i w:val="0"/>
-          <w:color w:val="0066CC"/>
+          <w:color w:val="0000FF"/>
           <w:sz w:val="24"/>
           <w:u w:val="single"/>
         </w:rPr>
@@ -1169,7 +1169,7 @@
           <w:rFonts w:ascii="Charis SIL Regular" w:hAnsi="Charis SIL Regular" w:eastAsia="Charis SIL Regular"/>
           <w:b w:val="0"/>
           <w:i w:val="0"/>
-          <w:color w:val="0066CC"/>
+          <w:color w:val="0000FF"/>
           <w:sz w:val="24"/>
           <w:u w:val="single"/>
         </w:rPr>
@@ -1180,7 +1180,7 @@
           <w:rFonts w:ascii="Charis SIL Regular" w:hAnsi="Charis SIL Regular" w:eastAsia="Charis SIL Regular"/>
           <w:b w:val="0"/>
           <w:i w:val="0"/>
-          <w:color w:val="0066CC"/>
+          <w:color w:val="0000FF"/>
           <w:sz w:val="24"/>
           <w:u w:val="single"/>
         </w:rPr>
@@ -1198,7 +1198,7 @@
           <w:rFonts w:ascii="Charis SIL Regular" w:hAnsi="Charis SIL Regular" w:eastAsia="Charis SIL Regular"/>
           <w:b w:val="0"/>
           <w:i w:val="0"/>
-          <w:color w:val="0066CC"/>
+          <w:color w:val="0000FF"/>
           <w:sz w:val="24"/>
           <w:u w:val="single"/>
         </w:rPr>
@@ -1209,7 +1209,7 @@
           <w:rFonts w:ascii="Charis SIL Regular" w:hAnsi="Charis SIL Regular" w:eastAsia="Charis SIL Regular"/>
           <w:b w:val="0"/>
           <w:i w:val="0"/>
-          <w:color w:val="0066CC"/>
+          <w:color w:val="0000FF"/>
           <w:sz w:val="24"/>
           <w:u w:val="single"/>
         </w:rPr>
@@ -1227,7 +1227,7 @@
           <w:rFonts w:ascii="Charis SIL Regular" w:hAnsi="Charis SIL Regular" w:eastAsia="Charis SIL Regular"/>
           <w:b w:val="0"/>
           <w:i w:val="0"/>
-          <w:color w:val="0066CC"/>
+          <w:color w:val="0000FF"/>
           <w:sz w:val="24"/>
           <w:u w:val="single"/>
         </w:rPr>
@@ -1238,7 +1238,7 @@
           <w:rFonts w:ascii="Charis SIL Regular" w:hAnsi="Charis SIL Regular" w:eastAsia="Charis SIL Regular"/>
           <w:b w:val="0"/>
           <w:i w:val="0"/>
-          <w:color w:val="0066CC"/>
+          <w:color w:val="0000FF"/>
           <w:sz w:val="24"/>
           <w:u w:val="single"/>
         </w:rPr>
@@ -1256,7 +1256,7 @@
           <w:rFonts w:ascii="Charis SIL Regular" w:hAnsi="Charis SIL Regular" w:eastAsia="Charis SIL Regular"/>
           <w:b w:val="0"/>
           <w:i w:val="0"/>
-          <w:color w:val="0066CC"/>
+          <w:color w:val="0000FF"/>
           <w:sz w:val="24"/>
           <w:u w:val="single"/>
         </w:rPr>
@@ -1267,7 +1267,7 @@
           <w:rFonts w:ascii="Charis SIL Regular" w:hAnsi="Charis SIL Regular" w:eastAsia="Charis SIL Regular"/>
           <w:b w:val="0"/>
           <w:i w:val="0"/>
-          <w:color w:val="0066CC"/>
+          <w:color w:val="0000FF"/>
           <w:sz w:val="24"/>
           <w:u w:val="single"/>
         </w:rPr>
@@ -1302,7 +1302,7 @@
       </w:r>
       <w:r>
         <w:rPr>
-          <w:u w:val="single" w:color="0066cc"/>
+          <w:u w:val="single" w:color="0000ff"/>
           <w:rFonts w:ascii="Charis SIL Regular" w:hAnsi="Charis SIL Regular" w:eastAsia="Charis SIL Regular"/>
           <w:b w:val="0"/>
           <w:i w:val="0"/>
@@ -1320,7 +1320,7 @@
       </w:r>
       <w:r>
         <w:rPr>
-          <w:u w:val="single" w:color="0066cc"/>
+          <w:u w:val="single" w:color="0000ff"/>
           <w:rFonts w:ascii="Charis SIL Regular" w:hAnsi="Charis SIL Regular" w:eastAsia="Charis SIL Regular"/>
           <w:b w:val="0"/>
           <w:i w:val="0"/>
@@ -1338,7 +1338,7 @@
       </w:r>
       <w:r>
         <w:rPr>
-          <w:u w:val="single" w:color="0066cc"/>
+          <w:u w:val="single" w:color="0000ff"/>
           <w:rFonts w:ascii="Charis SIL Regular" w:hAnsi="Charis SIL Regular" w:eastAsia="Charis SIL Regular"/>
           <w:b w:val="0"/>
           <w:i w:val="0"/>
@@ -1356,7 +1356,7 @@
       </w:r>
       <w:r>
         <w:rPr>
-          <w:u w:val="single" w:color="0066cc"/>
+          <w:u w:val="single" w:color="0000ff"/>
           <w:rFonts w:ascii="Charis SIL Regular" w:hAnsi="Charis SIL Regular" w:eastAsia="Charis SIL Regular"/>
           <w:b w:val="0"/>
           <w:i w:val="0"/>
@@ -1374,7 +1374,7 @@
       </w:r>
       <w:r>
         <w:rPr>
-          <w:u w:val="single" w:color="0066cc"/>
+          <w:u w:val="single" w:color="0000ff"/>
           <w:rFonts w:ascii="Charis SIL Regular" w:hAnsi="Charis SIL Regular" w:eastAsia="Charis SIL Regular"/>
           <w:b w:val="0"/>
           <w:i w:val="0"/>
@@ -1392,7 +1392,7 @@
       </w:r>
       <w:r>
         <w:rPr>
-          <w:u w:val="single" w:color="0066cc"/>
+          <w:u w:val="single" w:color="0000ff"/>
           <w:rFonts w:ascii="Charis SIL Regular" w:hAnsi="Charis SIL Regular" w:eastAsia="Charis SIL Regular"/>
           <w:b w:val="0"/>
           <w:i w:val="0"/>
@@ -1410,7 +1410,7 @@
       </w:r>
       <w:r>
         <w:rPr>
-          <w:u w:val="single" w:color="0066cc"/>
+          <w:u w:val="single" w:color="0000ff"/>
           <w:rFonts w:ascii="Charis SIL Regular" w:hAnsi="Charis SIL Regular" w:eastAsia="Charis SIL Regular"/>
           <w:b w:val="0"/>
           <w:i w:val="0"/>
@@ -1428,7 +1428,7 @@
       </w:r>
       <w:r>
         <w:rPr>
-          <w:u w:val="single" w:color="0066cc"/>
+          <w:u w:val="single" w:color="0000ff"/>
           <w:rFonts w:ascii="Charis SIL Regular" w:hAnsi="Charis SIL Regular" w:eastAsia="Charis SIL Regular"/>
           <w:b w:val="0"/>
           <w:i w:val="0"/>
@@ -1479,7 +1479,7 @@
           <w:rFonts w:ascii="Charis SIL Regular" w:hAnsi="Charis SIL Regular" w:eastAsia="Charis SIL Regular"/>
           <w:b w:val="0"/>
           <w:i w:val="0"/>
-          <w:color w:val="0066CC"/>
+          <w:color w:val="0000FF"/>
           <w:sz w:val="24"/>
           <w:u w:val="single"/>
         </w:rPr>
@@ -1497,7 +1497,7 @@
           <w:rFonts w:ascii="Charis SIL Regular" w:hAnsi="Charis SIL Regular" w:eastAsia="Charis SIL Regular"/>
           <w:b w:val="0"/>
           <w:i w:val="0"/>
-          <w:color w:val="0066CC"/>
+          <w:color w:val="0000FF"/>
           <w:sz w:val="24"/>
           <w:u w:val="single"/>
         </w:rPr>
@@ -1508,7 +1508,7 @@
           <w:rFonts w:ascii="Charis SIL Regular" w:hAnsi="Charis SIL Regular" w:eastAsia="Charis SIL Regular"/>
           <w:b w:val="0"/>
           <w:i w:val="0"/>
-          <w:color w:val="0066CC"/>
+          <w:color w:val="0000FF"/>
           <w:sz w:val="24"/>
           <w:u w:val="single"/>
         </w:rPr>
@@ -1526,7 +1526,7 @@
           <w:rFonts w:ascii="Charis SIL Regular" w:hAnsi="Charis SIL Regular" w:eastAsia="Charis SIL Regular"/>
           <w:b w:val="0"/>
           <w:i w:val="0"/>
-          <w:color w:val="0066CC"/>
+          <w:color w:val="0000FF"/>
           <w:sz w:val="24"/>
           <w:u w:val="single"/>
         </w:rPr>
@@ -1537,7 +1537,7 @@
           <w:rFonts w:ascii="Charis SIL Regular" w:hAnsi="Charis SIL Regular" w:eastAsia="Charis SIL Regular"/>
           <w:b w:val="0"/>
           <w:i w:val="0"/>
-          <w:color w:val="0066CC"/>
+          <w:color w:val="0000FF"/>
           <w:sz w:val="24"/>
           <w:u w:val="single"/>
         </w:rPr>
@@ -1562,7 +1562,7 @@
       </w:r>
       <w:r>
         <w:rPr>
-          <w:u w:val="single" w:color="0066cc"/>
+          <w:u w:val="single" w:color="0000ff"/>
           <w:rFonts w:ascii="Charis SIL Regular" w:hAnsi="Charis SIL Regular" w:eastAsia="Charis SIL Regular"/>
           <w:b w:val="0"/>
           <w:i w:val="0"/>
@@ -1580,7 +1580,7 @@
       </w:r>
       <w:r>
         <w:rPr>
-          <w:u w:val="single" w:color="0066cc"/>
+          <w:u w:val="single" w:color="0000ff"/>
           <w:rFonts w:ascii="Charis SIL Regular" w:hAnsi="Charis SIL Regular" w:eastAsia="Charis SIL Regular"/>
           <w:b w:val="0"/>
           <w:i w:val="0"/>
@@ -1591,7 +1591,7 @@
       </w:r>
       <w:r>
         <w:rPr>
-          <w:u w:val="single" w:color="0066cc"/>
+          <w:u w:val="single" w:color="0000ff"/>
           <w:rFonts w:ascii="Charis SIL Regular" w:hAnsi="Charis SIL Regular" w:eastAsia="Charis SIL Regular"/>
           <w:b w:val="0"/>
           <w:i w:val="0"/>
@@ -1609,7 +1609,7 @@
       </w:r>
       <w:r>
         <w:rPr>
-          <w:u w:val="single" w:color="0066cc"/>
+          <w:u w:val="single" w:color="0000ff"/>
           <w:rFonts w:ascii="Charis SIL Regular" w:hAnsi="Charis SIL Regular" w:eastAsia="Charis SIL Regular"/>
           <w:b w:val="0"/>
           <w:i w:val="0"/>
@@ -1700,7 +1700,7 @@
           <w:rFonts w:ascii="Charis SIL Regular" w:hAnsi="Charis SIL Regular" w:eastAsia="Charis SIL Regular"/>
           <w:b w:val="0"/>
           <w:i w:val="0"/>
-          <w:color w:val="0066CC"/>
+          <w:color w:val="0000FF"/>
           <w:sz w:val="24"/>
           <w:u w:val="single"/>
         </w:rPr>
@@ -1724,7 +1724,7 @@
           <w:rFonts w:ascii="Charis SIL Regular" w:hAnsi="Charis SIL Regular" w:eastAsia="Charis SIL Regular"/>
           <w:b w:val="0"/>
           <w:i w:val="0"/>
-          <w:color w:val="0066CC"/>
+          <w:color w:val="0000FF"/>
           <w:sz w:val="24"/>
           <w:u w:val="single"/>
         </w:rPr>
@@ -1735,7 +1735,7 @@
           <w:rFonts w:ascii="Charis SIL Regular" w:hAnsi="Charis SIL Regular" w:eastAsia="Charis SIL Regular"/>
           <w:b w:val="0"/>
           <w:i w:val="0"/>
-          <w:color w:val="0066CC"/>
+          <w:color w:val="0000FF"/>
           <w:sz w:val="24"/>
           <w:u w:val="single"/>
         </w:rPr>
@@ -1746,7 +1746,7 @@
           <w:rFonts w:ascii="Charis SIL Regular" w:hAnsi="Charis SIL Regular" w:eastAsia="Charis SIL Regular"/>
           <w:b w:val="0"/>
           <w:i w:val="0"/>
-          <w:color w:val="0066CC"/>
+          <w:color w:val="0000FF"/>
           <w:sz w:val="24"/>
         </w:rPr>
         <w:t>s</w:t>
@@ -1769,7 +1769,7 @@
           <w:rFonts w:ascii="Charis SIL Regular" w:hAnsi="Charis SIL Regular" w:eastAsia="Charis SIL Regular"/>
           <w:b w:val="0"/>
           <w:i w:val="0"/>
-          <w:color w:val="0066CC"/>
+          <w:color w:val="0000FF"/>
           <w:sz w:val="24"/>
           <w:u w:val="single"/>
         </w:rPr>
@@ -1793,7 +1793,7 @@
           <w:rFonts w:ascii="Charis SIL Regular" w:hAnsi="Charis SIL Regular" w:eastAsia="Charis SIL Regular"/>
           <w:b w:val="0"/>
           <w:i w:val="0"/>
-          <w:color w:val="0066CC"/>
+          <w:color w:val="0000FF"/>
           <w:sz w:val="24"/>
           <w:u w:val="single"/>
         </w:rPr>
@@ -1894,7 +1894,7 @@
           <w:rFonts w:ascii="Charis SIL Regular" w:hAnsi="Charis SIL Regular" w:eastAsia="Charis SIL Regular"/>
           <w:b w:val="0"/>
           <w:i w:val="0"/>
-          <w:color w:val="0066CC"/>
+          <w:color w:val="0000FF"/>
           <w:sz w:val="24"/>
           <w:u w:val="single"/>
         </w:rPr>
@@ -1912,7 +1912,7 @@
           <w:rFonts w:ascii="Charis SIL Regular" w:hAnsi="Charis SIL Regular" w:eastAsia="Charis SIL Regular"/>
           <w:b w:val="0"/>
           <w:i w:val="0"/>
-          <w:color w:val="0066CC"/>
+          <w:color w:val="0000FF"/>
           <w:sz w:val="24"/>
           <w:u w:val="single"/>
         </w:rPr>
@@ -1930,7 +1930,7 @@
           <w:rFonts w:ascii="Charis SIL Regular" w:hAnsi="Charis SIL Regular" w:eastAsia="Charis SIL Regular"/>
           <w:b w:val="0"/>
           <w:i w:val="0"/>
-          <w:color w:val="0066CC"/>
+          <w:color w:val="0000FF"/>
           <w:sz w:val="24"/>
           <w:u w:val="single"/>
         </w:rPr>
@@ -2038,7 +2038,7 @@
           <w:rFonts w:ascii="Charis SIL Regular" w:hAnsi="Charis SIL Regular" w:eastAsia="Charis SIL Regular"/>
           <w:b w:val="0"/>
           <w:i w:val="0"/>
-          <w:color w:val="0066CC"/>
+          <w:color w:val="0000FF"/>
           <w:sz w:val="24"/>
         </w:rPr>
         <w:hyperlink r:id="rId13" w:history="1">
@@ -2055,7 +2055,7 @@
           <w:rFonts w:ascii="Charis SIL Regular" w:hAnsi="Charis SIL Regular" w:eastAsia="Charis SIL Regular"/>
           <w:b w:val="0"/>
           <w:i w:val="0"/>
-          <w:color w:val="0066CC"/>
+          <w:color w:val="0000FF"/>
           <w:sz w:val="24"/>
         </w:rPr>
         <w:hyperlink r:id="rId13" w:history="1">
@@ -2201,7 +2201,7 @@
           <w:rFonts w:ascii="Charis SIL Regular" w:hAnsi="Charis SIL Regular" w:eastAsia="Charis SIL Regular"/>
           <w:b w:val="0"/>
           <w:i w:val="0"/>
-          <w:color w:val="0066CC"/>
+          <w:color w:val="0000FF"/>
           <w:sz w:val="24"/>
           <w:u w:val="single"/>
         </w:rPr>
@@ -2219,7 +2219,7 @@
           <w:rFonts w:ascii="Charis SIL Regular" w:hAnsi="Charis SIL Regular" w:eastAsia="Charis SIL Regular"/>
           <w:b w:val="0"/>
           <w:i w:val="0"/>
-          <w:color w:val="0066CC"/>
+          <w:color w:val="0000FF"/>
           <w:sz w:val="24"/>
           <w:u w:val="single"/>
         </w:rPr>
@@ -2317,7 +2317,7 @@
           <w:rFonts w:ascii="Charis SIL Regular" w:hAnsi="Charis SIL Regular" w:eastAsia="Charis SIL Regular"/>
           <w:b w:val="0"/>
           <w:i w:val="0"/>
-          <w:color w:val="0066CC"/>
+          <w:color w:val="0000FF"/>
           <w:sz w:val="24"/>
           <w:u w:val="single"/>
         </w:rPr>
@@ -2335,7 +2335,7 @@
           <w:rFonts w:ascii="Charis SIL Regular" w:hAnsi="Charis SIL Regular" w:eastAsia="Charis SIL Regular"/>
           <w:b w:val="0"/>
           <w:i w:val="0"/>
-          <w:color w:val="0066CC"/>
+          <w:color w:val="0000FF"/>
           <w:sz w:val="24"/>
           <w:u w:val="single"/>
         </w:rPr>
@@ -2353,7 +2353,7 @@
           <w:rFonts w:ascii="Charis SIL Regular" w:hAnsi="Charis SIL Regular" w:eastAsia="Charis SIL Regular"/>
           <w:b w:val="0"/>
           <w:i w:val="0"/>
-          <w:color w:val="0066CC"/>
+          <w:color w:val="0000FF"/>
           <w:sz w:val="24"/>
           <w:u w:val="single"/>
         </w:rPr>
@@ -2381,7 +2381,7 @@
           <w:rFonts w:ascii="Charis SIL Regular" w:hAnsi="Charis SIL Regular" w:eastAsia="Charis SIL Regular"/>
           <w:b w:val="0"/>
           <w:i w:val="0"/>
-          <w:color w:val="0066CC"/>
+          <w:color w:val="0000FF"/>
           <w:sz w:val="24"/>
           <w:u w:val="single"/>
         </w:rPr>
@@ -2399,7 +2399,7 @@
           <w:rFonts w:ascii="Charis SIL Regular" w:hAnsi="Charis SIL Regular" w:eastAsia="Charis SIL Regular"/>
           <w:b w:val="0"/>
           <w:i w:val="0"/>
-          <w:color w:val="0066CC"/>
+          <w:color w:val="0000FF"/>
           <w:sz w:val="24"/>
           <w:u w:val="single"/>
         </w:rPr>
@@ -2410,7 +2410,7 @@
           <w:rFonts w:ascii="Charis SIL Regular" w:hAnsi="Charis SIL Regular" w:eastAsia="Charis SIL Regular"/>
           <w:b w:val="0"/>
           <w:i w:val="0"/>
-          <w:color w:val="0066CC"/>
+          <w:color w:val="0000FF"/>
           <w:sz w:val="24"/>
           <w:u w:val="single"/>
         </w:rPr>
@@ -2548,7 +2548,7 @@
           <w:rFonts w:ascii="Charis SIL Regular" w:hAnsi="Charis SIL Regular" w:eastAsia="Charis SIL Regular"/>
           <w:b w:val="0"/>
           <w:i w:val="0"/>
-          <w:color w:val="0066CC"/>
+          <w:color w:val="0000FF"/>
           <w:sz w:val="24"/>
           <w:u w:val="single"/>
         </w:rPr>
@@ -2566,7 +2566,7 @@
           <w:rFonts w:ascii="Charis SIL Regular" w:hAnsi="Charis SIL Regular" w:eastAsia="Charis SIL Regular"/>
           <w:b w:val="0"/>
           <w:i w:val="0"/>
-          <w:color w:val="0066CC"/>
+          <w:color w:val="0000FF"/>
           <w:sz w:val="24"/>
           <w:u w:val="single"/>
         </w:rPr>
@@ -2674,7 +2674,7 @@
           <w:rFonts w:ascii="Charis SIL Regular" w:hAnsi="Charis SIL Regular" w:eastAsia="Charis SIL Regular"/>
           <w:b w:val="0"/>
           <w:i w:val="0"/>
-          <w:color w:val="0066CC"/>
+          <w:color w:val="0000FF"/>
           <w:sz w:val="24"/>
           <w:u w:val="single"/>
         </w:rPr>
@@ -2692,7 +2692,7 @@
           <w:rFonts w:ascii="Charis SIL Regular" w:hAnsi="Charis SIL Regular" w:eastAsia="Charis SIL Regular"/>
           <w:b w:val="0"/>
           <w:i w:val="0"/>
-          <w:color w:val="0066CC"/>
+          <w:color w:val="0000FF"/>
           <w:sz w:val="24"/>
           <w:u w:val="single"/>
         </w:rPr>
@@ -2710,7 +2710,7 @@
           <w:rFonts w:ascii="Charis SIL Regular" w:hAnsi="Charis SIL Regular" w:eastAsia="Charis SIL Regular"/>
           <w:b w:val="0"/>
           <w:i w:val="0"/>
-          <w:color w:val="0066CC"/>
+          <w:color w:val="0000FF"/>
           <w:sz w:val="24"/>
           <w:u w:val="single"/>
         </w:rPr>
@@ -2728,7 +2728,7 @@
           <w:rFonts w:ascii="Charis SIL Regular" w:hAnsi="Charis SIL Regular" w:eastAsia="Charis SIL Regular"/>
           <w:b w:val="0"/>
           <w:i w:val="0"/>
-          <w:color w:val="0066CC"/>
+          <w:color w:val="0000FF"/>
           <w:sz w:val="24"/>
           <w:u w:val="single"/>
         </w:rPr>
@@ -2746,7 +2746,7 @@
           <w:rFonts w:ascii="Charis SIL Regular" w:hAnsi="Charis SIL Regular" w:eastAsia="Charis SIL Regular"/>
           <w:b w:val="0"/>
           <w:i w:val="0"/>
-          <w:color w:val="0066CC"/>
+          <w:color w:val="0000FF"/>
           <w:sz w:val="24"/>
           <w:u w:val="single"/>
         </w:rPr>
@@ -2764,7 +2764,7 @@
           <w:rFonts w:ascii="Charis SIL Regular" w:hAnsi="Charis SIL Regular" w:eastAsia="Charis SIL Regular"/>
           <w:b w:val="0"/>
           <w:i w:val="0"/>
-          <w:color w:val="0066CC"/>
+          <w:color w:val="0000FF"/>
           <w:sz w:val="24"/>
           <w:u w:val="single"/>
         </w:rPr>
@@ -2782,7 +2782,7 @@
           <w:rFonts w:ascii="Charis SIL Regular" w:hAnsi="Charis SIL Regular" w:eastAsia="Charis SIL Regular"/>
           <w:b w:val="0"/>
           <w:i w:val="0"/>
-          <w:color w:val="0066CC"/>
+          <w:color w:val="0000FF"/>
           <w:sz w:val="24"/>
           <w:u w:val="single"/>
         </w:rPr>
@@ -2800,7 +2800,7 @@
           <w:rFonts w:ascii="Charis SIL Regular" w:hAnsi="Charis SIL Regular" w:eastAsia="Charis SIL Regular"/>
           <w:b w:val="0"/>
           <w:i w:val="0"/>
-          <w:color w:val="0066CC"/>
+          <w:color w:val="0000FF"/>
           <w:sz w:val="24"/>
           <w:u w:val="single"/>
         </w:rPr>
@@ -2818,7 +2818,7 @@
           <w:rFonts w:ascii="Charis SIL Regular" w:hAnsi="Charis SIL Regular" w:eastAsia="Charis SIL Regular"/>
           <w:b w:val="0"/>
           <w:i w:val="0"/>
-          <w:color w:val="0066CC"/>
+          <w:color w:val="0000FF"/>
           <w:sz w:val="24"/>
           <w:u w:val="single"/>
         </w:rPr>

--- a/EXPORTS/DOCX/published/niveau3/English/Museon.docx
+++ b/EXPORTS/DOCX/published/niveau3/English/Museon.docx
@@ -1728,7 +1728,7 @@
           <w:sz w:val="24"/>
           <w:u w:val="single"/>
         </w:rPr>
-        <w:t>Scientific research in colonised terri</w:t>
+        <w:t>Scientific research in colonised terr</w:t>
       </w:r>
       <w:r>
         <w:rPr>
@@ -1739,7 +1739,7 @@
           <w:sz w:val="24"/>
           <w:u w:val="single"/>
         </w:rPr>
-        <w:t>torie</w:t>
+        <w:t>i</w:t>
       </w:r>
       <w:r>
         <w:rPr>
@@ -1748,8 +1748,9 @@
           <w:i w:val="0"/>
           <w:color w:val="0000FF"/>
           <w:sz w:val="24"/>
+          <w:u w:val="single"/>
         </w:rPr>
-        <w:t>s</w:t>
+        <w:t>tories</w:t>
       </w:r>
       <w:r>
         <w:br/>

--- a/EXPORTS/DOCX/published/niveau3/English/Museon.docx
+++ b/EXPORTS/DOCX/published/niveau3/English/Museon.docx
@@ -1728,7 +1728,7 @@
           <w:sz w:val="24"/>
           <w:u w:val="single"/>
         </w:rPr>
-        <w:t>Scientific research in colonised terr</w:t>
+        <w:t>Scientific research in colonised terri</w:t>
       </w:r>
       <w:r>
         <w:rPr>
@@ -1739,7 +1739,7 @@
           <w:sz w:val="24"/>
           <w:u w:val="single"/>
         </w:rPr>
-        <w:t>i</w:t>
+        <w:t>torie</w:t>
       </w:r>
       <w:r>
         <w:rPr>
@@ -1748,9 +1748,8 @@
           <w:i w:val="0"/>
           <w:color w:val="0000FF"/>
           <w:sz w:val="24"/>
-          <w:u w:val="single"/>
         </w:rPr>
-        <w:t>tories</w:t>
+        <w:t>s</w:t>
       </w:r>
       <w:r>
         <w:br/>

--- a/EXPORTS/DOCX/published/niveau3/English/Museon.docx
+++ b/EXPORTS/DOCX/published/niveau3/English/Museon.docx
@@ -1309,14 +1309,7 @@
           <w:color w:val="000000"/>
           <w:sz w:val="24"/>
         </w:rPr>
-        <w:hyperlink r:id="rId13" w:history="1">
-          <w:r>
-            <w:rPr>
-              <w:rStyle w:val="Hyperlink"/>
-            </w:rPr>
-            <w:t>as indepe</w:t>
-          </w:r>
-        </w:hyperlink>
+        <w:t>as indepe</w:t>
       </w:r>
       <w:r>
         <w:rPr>

--- a/EXPORTS/DOCX/published/niveau3/English/Museon.docx
+++ b/EXPORTS/DOCX/published/niveau3/English/Museon.docx
@@ -1309,7 +1309,14 @@
           <w:color w:val="000000"/>
           <w:sz w:val="24"/>
         </w:rPr>
-        <w:t>as indepe</w:t>
+        <w:hyperlink r:id="rId13" w:history="1">
+          <w:r>
+            <w:rPr>
+              <w:rStyle w:val="Hyperlink"/>
+            </w:rPr>
+            <w:t>as indepe</w:t>
+          </w:r>
+        </w:hyperlink>
       </w:r>
       <w:r>
         <w:rPr>

--- a/EXPORTS/DOCX/published/niveau3/English/Museon.docx
+++ b/EXPORTS/DOCX/published/niveau3/English/Museon.docx
@@ -1298,25 +1298,7 @@
           <w:color w:val="000000"/>
           <w:sz w:val="24"/>
         </w:rPr>
-        <w:t>archive is divided into the period when the museum w</w:t>
-      </w:r>
-      <w:r>
-        <w:rPr>
-          <w:u w:val="single" w:color="0000ff"/>
-          <w:rFonts w:ascii="Charis SIL Regular" w:hAnsi="Charis SIL Regular" w:eastAsia="Charis SIL Regular"/>
-          <w:b w:val="0"/>
-          <w:i w:val="0"/>
-          <w:color w:val="000000"/>
-          <w:sz w:val="24"/>
-        </w:rPr>
-        <w:hyperlink r:id="rId13" w:history="1">
-          <w:r>
-            <w:rPr>
-              <w:rStyle w:val="Hyperlink"/>
-            </w:rPr>
-            <w:t>as indepe</w:t>
-          </w:r>
-        </w:hyperlink>
+        <w:t>archive is divided into the period when the museum was indepe</w:t>
       </w:r>
       <w:r>
         <w:rPr>
@@ -1728,7 +1710,7 @@
           <w:sz w:val="24"/>
           <w:u w:val="single"/>
         </w:rPr>
-        <w:t>Scientific research in colonised terri</w:t>
+        <w:t>Scientific research in colonised terr</w:t>
       </w:r>
       <w:r>
         <w:rPr>
@@ -1739,7 +1721,7 @@
           <w:sz w:val="24"/>
           <w:u w:val="single"/>
         </w:rPr>
-        <w:t>torie</w:t>
+        <w:t>i</w:t>
       </w:r>
       <w:r>
         <w:rPr>
@@ -1748,8 +1730,9 @@
           <w:i w:val="0"/>
           <w:color w:val="0000FF"/>
           <w:sz w:val="24"/>
+          <w:u w:val="single"/>
         </w:rPr>
-        <w:t>s</w:t>
+        <w:t>tories</w:t>
       </w:r>
       <w:r>
         <w:br/>

--- a/EXPORTS/DOCX/published/niveau3/English/Museon.docx
+++ b/EXPORTS/DOCX/published/niveau3/English/Museon.docx
@@ -1298,7 +1298,25 @@
           <w:color w:val="000000"/>
           <w:sz w:val="24"/>
         </w:rPr>
-        <w:t>archive is divided into the period when the museum was indepe</w:t>
+        <w:t>archive is divided into the period when the museum w</w:t>
+      </w:r>
+      <w:r>
+        <w:rPr>
+          <w:u w:val="single" w:color="0000ff"/>
+          <w:rFonts w:ascii="Charis SIL Regular" w:hAnsi="Charis SIL Regular" w:eastAsia="Charis SIL Regular"/>
+          <w:b w:val="0"/>
+          <w:i w:val="0"/>
+          <w:color w:val="000000"/>
+          <w:sz w:val="24"/>
+        </w:rPr>
+        <w:hyperlink r:id="rId13" w:history="1">
+          <w:r>
+            <w:rPr>
+              <w:rStyle w:val="Hyperlink"/>
+            </w:rPr>
+            <w:t>as indepe</w:t>
+          </w:r>
+        </w:hyperlink>
       </w:r>
       <w:r>
         <w:rPr>

--- a/EXPORTS/DOCX/published/niveau3/English/Museon.docx
+++ b/EXPORTS/DOCX/published/niveau3/English/Museon.docx
@@ -1309,7 +1309,14 @@
           <w:color w:val="000000"/>
           <w:sz w:val="24"/>
         </w:rPr>
-        <w:t>as indepe</w:t>
+        <w:hyperlink r:id="rId13" w:history="1">
+          <w:r>
+            <w:rPr>
+              <w:rStyle w:val="Hyperlink"/>
+            </w:rPr>
+            <w:t>as indepe</w:t>
+          </w:r>
+        </w:hyperlink>
       </w:r>
       <w:r>
         <w:rPr>
@@ -1721,7 +1728,7 @@
           <w:sz w:val="24"/>
           <w:u w:val="single"/>
         </w:rPr>
-        <w:t>Scientific research in colonised terri</w:t>
+        <w:t>Scientific research in colonised terr</w:t>
       </w:r>
       <w:r>
         <w:rPr>
@@ -1732,7 +1739,7 @@
           <w:sz w:val="24"/>
           <w:u w:val="single"/>
         </w:rPr>
-        <w:t>torie</w:t>
+        <w:t>i</w:t>
       </w:r>
       <w:r>
         <w:rPr>
@@ -1741,8 +1748,9 @@
           <w:i w:val="0"/>
           <w:color w:val="0000FF"/>
           <w:sz w:val="24"/>
+          <w:u w:val="single"/>
         </w:rPr>
-        <w:t>s</w:t>
+        <w:t>tories</w:t>
       </w:r>
       <w:r>
         <w:br/>

--- a/EXPORTS/DOCX/published/niveau3/English/Museon.docx
+++ b/EXPORTS/DOCX/published/niveau3/English/Museon.docx
@@ -1591,21 +1591,13 @@
       </w:r>
       <w:r>
         <w:rPr>
-          <w:u w:val="single" w:color="0000ff"/>
           <w:rFonts w:ascii="Charis SIL Regular" w:hAnsi="Charis SIL Regular" w:eastAsia="Charis SIL Regular"/>
           <w:b w:val="0"/>
           <w:i w:val="0"/>
           <w:color w:val="000000"/>
           <w:sz w:val="24"/>
         </w:rPr>
-        <w:hyperlink r:id="rId14" w:history="1">
-          <w:r>
-            <w:rPr>
-              <w:rStyle w:val="Hyperlink"/>
-            </w:rPr>
-            <w:t>of w</w:t>
-          </w:r>
-        </w:hyperlink>
+        <w:t>of w</w:t>
       </w:r>
       <w:r>
         <w:rPr>
@@ -1728,7 +1720,7 @@
           <w:sz w:val="24"/>
           <w:u w:val="single"/>
         </w:rPr>
-        <w:t>Scientific research in colonised terri</w:t>
+        <w:t>Scientific research in colonised terr</w:t>
       </w:r>
       <w:r>
         <w:rPr>
@@ -1739,7 +1731,7 @@
           <w:sz w:val="24"/>
           <w:u w:val="single"/>
         </w:rPr>
-        <w:t>torie</w:t>
+        <w:t>i</w:t>
       </w:r>
       <w:r>
         <w:rPr>
@@ -1748,8 +1740,9 @@
           <w:i w:val="0"/>
           <w:color w:val="0000FF"/>
           <w:sz w:val="24"/>
+          <w:u w:val="single"/>
         </w:rPr>
-        <w:t>s</w:t>
+        <w:t>tories</w:t>
       </w:r>
       <w:r>
         <w:br/>

--- a/EXPORTS/DOCX/published/niveau3/English/Museon.docx
+++ b/EXPORTS/DOCX/published/niveau3/English/Museon.docx
@@ -1298,25 +1298,7 @@
           <w:color w:val="000000"/>
           <w:sz w:val="24"/>
         </w:rPr>
-        <w:t>archive is divided into the period when the museum w</w:t>
-      </w:r>
-      <w:r>
-        <w:rPr>
-          <w:u w:val="single" w:color="0000ff"/>
-          <w:rFonts w:ascii="Charis SIL Regular" w:hAnsi="Charis SIL Regular" w:eastAsia="Charis SIL Regular"/>
-          <w:b w:val="0"/>
-          <w:i w:val="0"/>
-          <w:color w:val="000000"/>
-          <w:sz w:val="24"/>
-        </w:rPr>
-        <w:hyperlink r:id="rId13" w:history="1">
-          <w:r>
-            <w:rPr>
-              <w:rStyle w:val="Hyperlink"/>
-            </w:rPr>
-            <w:t>as indepe</w:t>
-          </w:r>
-        </w:hyperlink>
+        <w:t>archive is divided into the period when the museum was indepe</w:t>
       </w:r>
       <w:r>
         <w:rPr>
@@ -1591,13 +1573,21 @@
       </w:r>
       <w:r>
         <w:rPr>
+          <w:u w:val="single" w:color="0000ff"/>
           <w:rFonts w:ascii="Charis SIL Regular" w:hAnsi="Charis SIL Regular" w:eastAsia="Charis SIL Regular"/>
           <w:b w:val="0"/>
           <w:i w:val="0"/>
           <w:color w:val="000000"/>
           <w:sz w:val="24"/>
         </w:rPr>
-        <w:t>of w</w:t>
+        <w:hyperlink r:id="rId14" w:history="1">
+          <w:r>
+            <w:rPr>
+              <w:rStyle w:val="Hyperlink"/>
+            </w:rPr>
+            <w:t>of w</w:t>
+          </w:r>
+        </w:hyperlink>
       </w:r>
       <w:r>
         <w:rPr>

--- a/EXPORTS/DOCX/published/niveau3/English/Museon.docx
+++ b/EXPORTS/DOCX/published/niveau3/English/Museon.docx
@@ -1558,54 +1558,7 @@
           <w:color w:val="000000"/>
           <w:sz w:val="24"/>
         </w:rPr>
-        <w:t>provides an overview of the collections in the museum as w</w:t>
-      </w:r>
-      <w:r>
-        <w:rPr>
-          <w:u w:val="single" w:color="0000ff"/>
-          <w:rFonts w:ascii="Charis SIL Regular" w:hAnsi="Charis SIL Regular" w:eastAsia="Charis SIL Regular"/>
-          <w:b w:val="0"/>
-          <w:i w:val="0"/>
-          <w:color w:val="000000"/>
-          <w:sz w:val="24"/>
-        </w:rPr>
-        <w:hyperlink r:id="rId14" w:history="1">
-          <w:r>
-            <w:rPr>
-              <w:rStyle w:val="Hyperlink"/>
-            </w:rPr>
-            <w:t>ell as a list</w:t>
-          </w:r>
-        </w:hyperlink>
-      </w:r>
-      <w:r>
-        <w:rPr>
-          <w:u w:val="single" w:color="0000ff"/>
-          <w:rFonts w:ascii="Charis SIL Regular" w:hAnsi="Charis SIL Regular" w:eastAsia="Charis SIL Regular"/>
-          <w:b w:val="0"/>
-          <w:i w:val="0"/>
-          <w:color w:val="000000"/>
-          <w:sz w:val="24"/>
-        </w:rPr>
-        <w:t xml:space="preserve"> </w:t>
-      </w:r>
-      <w:r>
-        <w:rPr>
-          <w:u w:val="single" w:color="0000ff"/>
-          <w:rFonts w:ascii="Charis SIL Regular" w:hAnsi="Charis SIL Regular" w:eastAsia="Charis SIL Regular"/>
-          <w:b w:val="0"/>
-          <w:i w:val="0"/>
-          <w:color w:val="000000"/>
-          <w:sz w:val="24"/>
-        </w:rPr>
-        <w:hyperlink r:id="rId14" w:history="1">
-          <w:r>
-            <w:rPr>
-              <w:rStyle w:val="Hyperlink"/>
-            </w:rPr>
-            <w:t>of w</w:t>
-          </w:r>
-        </w:hyperlink>
+        <w:t>provides an overview of the collections in the museum as well as a list of w</w:t>
       </w:r>
       <w:r>
         <w:rPr>
@@ -1728,7 +1681,7 @@
           <w:sz w:val="24"/>
           <w:u w:val="single"/>
         </w:rPr>
-        <w:t>Scientific research in colonised terri</w:t>
+        <w:t>Scientific research in colonised terr</w:t>
       </w:r>
       <w:r>
         <w:rPr>
@@ -1739,7 +1692,7 @@
           <w:sz w:val="24"/>
           <w:u w:val="single"/>
         </w:rPr>
-        <w:t>torie</w:t>
+        <w:t>i</w:t>
       </w:r>
       <w:r>
         <w:rPr>
@@ -1748,8 +1701,9 @@
           <w:i w:val="0"/>
           <w:color w:val="0000FF"/>
           <w:sz w:val="24"/>
+          <w:u w:val="single"/>
         </w:rPr>
-        <w:t>s</w:t>
+        <w:t>tories</w:t>
       </w:r>
       <w:r>
         <w:br/>

--- a/EXPORTS/DOCX/published/niveau3/English/Museon.docx
+++ b/EXPORTS/DOCX/published/niveau3/English/Museon.docx
@@ -1558,7 +1558,54 @@
           <w:color w:val="000000"/>
           <w:sz w:val="24"/>
         </w:rPr>
-        <w:t>provides an overview of the collections in the museum as well as a list of w</w:t>
+        <w:t>provides an overview of the collections in the museum as w</w:t>
+      </w:r>
+      <w:r>
+        <w:rPr>
+          <w:u w:val="single" w:color="0000ff"/>
+          <w:rFonts w:ascii="Charis SIL Regular" w:hAnsi="Charis SIL Regular" w:eastAsia="Charis SIL Regular"/>
+          <w:b w:val="0"/>
+          <w:i w:val="0"/>
+          <w:color w:val="000000"/>
+          <w:sz w:val="24"/>
+        </w:rPr>
+        <w:hyperlink r:id="rId14" w:history="1">
+          <w:r>
+            <w:rPr>
+              <w:rStyle w:val="Hyperlink"/>
+            </w:rPr>
+            <w:t>ell as a list</w:t>
+          </w:r>
+        </w:hyperlink>
+      </w:r>
+      <w:r>
+        <w:rPr>
+          <w:u w:val="single" w:color="0000ff"/>
+          <w:rFonts w:ascii="Charis SIL Regular" w:hAnsi="Charis SIL Regular" w:eastAsia="Charis SIL Regular"/>
+          <w:b w:val="0"/>
+          <w:i w:val="0"/>
+          <w:color w:val="000000"/>
+          <w:sz w:val="24"/>
+        </w:rPr>
+        <w:t xml:space="preserve"> </w:t>
+      </w:r>
+      <w:r>
+        <w:rPr>
+          <w:u w:val="single" w:color="0000ff"/>
+          <w:rFonts w:ascii="Charis SIL Regular" w:hAnsi="Charis SIL Regular" w:eastAsia="Charis SIL Regular"/>
+          <w:b w:val="0"/>
+          <w:i w:val="0"/>
+          <w:color w:val="000000"/>
+          <w:sz w:val="24"/>
+        </w:rPr>
+        <w:hyperlink r:id="rId14" w:history="1">
+          <w:r>
+            <w:rPr>
+              <w:rStyle w:val="Hyperlink"/>
+            </w:rPr>
+            <w:t>of w</w:t>
+          </w:r>
+        </w:hyperlink>
       </w:r>
       <w:r>
         <w:rPr>
@@ -1681,7 +1728,7 @@
           <w:sz w:val="24"/>
           <w:u w:val="single"/>
         </w:rPr>
-        <w:t>Scientific research in colonised terr</w:t>
+        <w:t>Scientific research in colonised terri</w:t>
       </w:r>
       <w:r>
         <w:rPr>
@@ -1692,7 +1739,7 @@
           <w:sz w:val="24"/>
           <w:u w:val="single"/>
         </w:rPr>
-        <w:t>i</w:t>
+        <w:t>torie</w:t>
       </w:r>
       <w:r>
         <w:rPr>
@@ -1701,9 +1748,8 @@
           <w:i w:val="0"/>
           <w:color w:val="0000FF"/>
           <w:sz w:val="24"/>
-          <w:u w:val="single"/>
         </w:rPr>
-        <w:t>tories</w:t>
+        <w:t>s</w:t>
       </w:r>
       <w:r>
         <w:br/>

--- a/EXPORTS/DOCX/published/niveau3/English/Museon.docx
+++ b/EXPORTS/DOCX/published/niveau3/English/Museon.docx
@@ -1558,7 +1558,54 @@
           <w:color w:val="000000"/>
           <w:sz w:val="24"/>
         </w:rPr>
-        <w:t>provides an overview of the collections in the museum as well as a list of w</w:t>
+        <w:t>provides an overview of the collections in the museum as w</w:t>
+      </w:r>
+      <w:r>
+        <w:rPr>
+          <w:u w:val="single" w:color="0000ff"/>
+          <w:rFonts w:ascii="Charis SIL Regular" w:hAnsi="Charis SIL Regular" w:eastAsia="Charis SIL Regular"/>
+          <w:b w:val="0"/>
+          <w:i w:val="0"/>
+          <w:color w:val="000000"/>
+          <w:sz w:val="24"/>
+        </w:rPr>
+        <w:hyperlink r:id="rId14" w:history="1">
+          <w:r>
+            <w:rPr>
+              <w:rStyle w:val="Hyperlink"/>
+            </w:rPr>
+            <w:t>ell as a list</w:t>
+          </w:r>
+        </w:hyperlink>
+      </w:r>
+      <w:r>
+        <w:rPr>
+          <w:u w:val="single" w:color="0000ff"/>
+          <w:rFonts w:ascii="Charis SIL Regular" w:hAnsi="Charis SIL Regular" w:eastAsia="Charis SIL Regular"/>
+          <w:b w:val="0"/>
+          <w:i w:val="0"/>
+          <w:color w:val="000000"/>
+          <w:sz w:val="24"/>
+        </w:rPr>
+        <w:t xml:space="preserve"> </w:t>
+      </w:r>
+      <w:r>
+        <w:rPr>
+          <w:u w:val="single" w:color="0000ff"/>
+          <w:rFonts w:ascii="Charis SIL Regular" w:hAnsi="Charis SIL Regular" w:eastAsia="Charis SIL Regular"/>
+          <w:b w:val="0"/>
+          <w:i w:val="0"/>
+          <w:color w:val="000000"/>
+          <w:sz w:val="24"/>
+        </w:rPr>
+        <w:hyperlink r:id="rId14" w:history="1">
+          <w:r>
+            <w:rPr>
+              <w:rStyle w:val="Hyperlink"/>
+            </w:rPr>
+            <w:t>of w</w:t>
+          </w:r>
+        </w:hyperlink>
       </w:r>
       <w:r>
         <w:rPr>

--- a/EXPORTS/DOCX/published/niveau3/English/Museon.docx
+++ b/EXPORTS/DOCX/published/niveau3/English/Museon.docx
@@ -1558,54 +1558,7 @@
           <w:color w:val="000000"/>
           <w:sz w:val="24"/>
         </w:rPr>
-        <w:t>provides an overview of the collections in the museum as w</w:t>
-      </w:r>
-      <w:r>
-        <w:rPr>
-          <w:u w:val="single" w:color="0000ff"/>
-          <w:rFonts w:ascii="Charis SIL Regular" w:hAnsi="Charis SIL Regular" w:eastAsia="Charis SIL Regular"/>
-          <w:b w:val="0"/>
-          <w:i w:val="0"/>
-          <w:color w:val="000000"/>
-          <w:sz w:val="24"/>
-        </w:rPr>
-        <w:hyperlink r:id="rId14" w:history="1">
-          <w:r>
-            <w:rPr>
-              <w:rStyle w:val="Hyperlink"/>
-            </w:rPr>
-            <w:t>ell as a list</w:t>
-          </w:r>
-        </w:hyperlink>
-      </w:r>
-      <w:r>
-        <w:rPr>
-          <w:u w:val="single" w:color="0000ff"/>
-          <w:rFonts w:ascii="Charis SIL Regular" w:hAnsi="Charis SIL Regular" w:eastAsia="Charis SIL Regular"/>
-          <w:b w:val="0"/>
-          <w:i w:val="0"/>
-          <w:color w:val="000000"/>
-          <w:sz w:val="24"/>
-        </w:rPr>
-        <w:t xml:space="preserve"> </w:t>
-      </w:r>
-      <w:r>
-        <w:rPr>
-          <w:u w:val="single" w:color="0000ff"/>
-          <w:rFonts w:ascii="Charis SIL Regular" w:hAnsi="Charis SIL Regular" w:eastAsia="Charis SIL Regular"/>
-          <w:b w:val="0"/>
-          <w:i w:val="0"/>
-          <w:color w:val="000000"/>
-          <w:sz w:val="24"/>
-        </w:rPr>
-        <w:hyperlink r:id="rId14" w:history="1">
-          <w:r>
-            <w:rPr>
-              <w:rStyle w:val="Hyperlink"/>
-            </w:rPr>
-            <w:t>of w</w:t>
-          </w:r>
-        </w:hyperlink>
+        <w:t>provides an overview of the collections in the museum as well as a list of w</w:t>
       </w:r>
       <w:r>
         <w:rPr>

--- a/EXPORTS/DOCX/published/niveau3/English/Museon.docx
+++ b/EXPORTS/DOCX/published/niveau3/English/Museon.docx
@@ -1309,14 +1309,7 @@
           <w:color w:val="000000"/>
           <w:sz w:val="24"/>
         </w:rPr>
-        <w:hyperlink r:id="rId13" w:history="1">
-          <w:r>
-            <w:rPr>
-              <w:rStyle w:val="Hyperlink"/>
-            </w:rPr>
-            <w:t>as indepe</w:t>
-          </w:r>
-        </w:hyperlink>
+        <w:t>as indepe</w:t>
       </w:r>
       <w:r>
         <w:rPr>
@@ -1558,7 +1551,54 @@
           <w:color w:val="000000"/>
           <w:sz w:val="24"/>
         </w:rPr>
-        <w:t>provides an overview of the collections in the museum as well as a list of w</w:t>
+        <w:t>provides an overview of the collections in the museum as w</w:t>
+      </w:r>
+      <w:r>
+        <w:rPr>
+          <w:u w:val="single" w:color="0000ff"/>
+          <w:rFonts w:ascii="Charis SIL Regular" w:hAnsi="Charis SIL Regular" w:eastAsia="Charis SIL Regular"/>
+          <w:b w:val="0"/>
+          <w:i w:val="0"/>
+          <w:color w:val="000000"/>
+          <w:sz w:val="24"/>
+        </w:rPr>
+        <w:hyperlink r:id="rId14" w:history="1">
+          <w:r>
+            <w:rPr>
+              <w:rStyle w:val="Hyperlink"/>
+            </w:rPr>
+            <w:t>ell as a list</w:t>
+          </w:r>
+        </w:hyperlink>
+      </w:r>
+      <w:r>
+        <w:rPr>
+          <w:u w:val="single" w:color="0000ff"/>
+          <w:rFonts w:ascii="Charis SIL Regular" w:hAnsi="Charis SIL Regular" w:eastAsia="Charis SIL Regular"/>
+          <w:b w:val="0"/>
+          <w:i w:val="0"/>
+          <w:color w:val="000000"/>
+          <w:sz w:val="24"/>
+        </w:rPr>
+        <w:t xml:space="preserve"> </w:t>
+      </w:r>
+      <w:r>
+        <w:rPr>
+          <w:u w:val="single" w:color="0000ff"/>
+          <w:rFonts w:ascii="Charis SIL Regular" w:hAnsi="Charis SIL Regular" w:eastAsia="Charis SIL Regular"/>
+          <w:b w:val="0"/>
+          <w:i w:val="0"/>
+          <w:color w:val="000000"/>
+          <w:sz w:val="24"/>
+        </w:rPr>
+        <w:hyperlink r:id="rId14" w:history="1">
+          <w:r>
+            <w:rPr>
+              <w:rStyle w:val="Hyperlink"/>
+            </w:rPr>
+            <w:t>of w</w:t>
+          </w:r>
+        </w:hyperlink>
       </w:r>
       <w:r>
         <w:rPr>
@@ -1681,7 +1721,7 @@
           <w:sz w:val="24"/>
           <w:u w:val="single"/>
         </w:rPr>
-        <w:t>Scientific research in colonised terr</w:t>
+        <w:t>Scientific research in colonised terri</w:t>
       </w:r>
       <w:r>
         <w:rPr>
@@ -1692,7 +1732,7 @@
           <w:sz w:val="24"/>
           <w:u w:val="single"/>
         </w:rPr>
-        <w:t>i</w:t>
+        <w:t>torie</w:t>
       </w:r>
       <w:r>
         <w:rPr>
@@ -1701,9 +1741,8 @@
           <w:i w:val="0"/>
           <w:color w:val="0000FF"/>
           <w:sz w:val="24"/>
-          <w:u w:val="single"/>
         </w:rPr>
-        <w:t>tories</w:t>
+        <w:t>s</w:t>
       </w:r>
       <w:r>
         <w:br/>

--- a/EXPORTS/DOCX/published/niveau3/English/Museon.docx
+++ b/EXPORTS/DOCX/published/niveau3/English/Museon.docx
@@ -1309,7 +1309,14 @@
           <w:color w:val="000000"/>
           <w:sz w:val="24"/>
         </w:rPr>
-        <w:t>as indepe</w:t>
+        <w:hyperlink r:id="rId13" w:history="1">
+          <w:r>
+            <w:rPr>
+              <w:rStyle w:val="Hyperlink"/>
+            </w:rPr>
+            <w:t>as indepe</w:t>
+          </w:r>
+        </w:hyperlink>
       </w:r>
       <w:r>
         <w:rPr>
@@ -1721,7 +1728,7 @@
           <w:sz w:val="24"/>
           <w:u w:val="single"/>
         </w:rPr>
-        <w:t>Scientific research in colonised terri</w:t>
+        <w:t>Scientific research in colonised terr</w:t>
       </w:r>
       <w:r>
         <w:rPr>
@@ -1732,7 +1739,7 @@
           <w:sz w:val="24"/>
           <w:u w:val="single"/>
         </w:rPr>
-        <w:t>torie</w:t>
+        <w:t>i</w:t>
       </w:r>
       <w:r>
         <w:rPr>
@@ -1741,8 +1748,9 @@
           <w:i w:val="0"/>
           <w:color w:val="0000FF"/>
           <w:sz w:val="24"/>
+          <w:u w:val="single"/>
         </w:rPr>
-        <w:t>s</w:t>
+        <w:t>tories</w:t>
       </w:r>
       <w:r>
         <w:br/>
@@ -1791,6 +1799,30 @@
           <w:u w:val="single"/>
         </w:rPr>
         <w:t>Naturalis</w:t>
+      </w:r>
+      <w:r>
+        <w:br/>
+      </w:r>
+      <w:r>
+        <w:rPr>
+          <w:rFonts w:ascii="Charis SIL Regular" w:hAnsi="Charis SIL Regular" w:eastAsia="Charis SIL Regular"/>
+          <w:b w:val="0"/>
+          <w:i w:val="0"/>
+          <w:color w:val="000000"/>
+          <w:sz w:val="24"/>
+        </w:rPr>
+        <w:t xml:space="preserve">•  </w:t>
+      </w:r>
+      <w:r>
+        <w:rPr>
+          <w:rFonts w:ascii="Charis SIL Regular" w:hAnsi="Charis SIL Regular" w:eastAsia="Charis SIL Regular"/>
+          <w:b w:val="0"/>
+          <w:i w:val="0"/>
+          <w:color w:val="0000FF"/>
+          <w:sz w:val="24"/>
+          <w:u w:val="single"/>
+        </w:rPr>
+        <w:t>Suriname</w:t>
       </w:r>
     </w:p>
     <w:p>
@@ -2083,29 +2115,9 @@
     </w:p>
     <w:p>
       <w:pPr>
-        <w:autoSpaceDN w:val="0"/>
-        <w:autoSpaceDE w:val="0"/>
-        <w:widowControl/>
-        <w:spacing w:line="352" w:lineRule="exact" w:before="230" w:after="0"/>
-        <w:ind w:left="0" w:right="0" w:firstLine="0"/>
-        <w:jc w:val="left"/>
-      </w:pPr>
-      <w:r>
-        <w:rPr>
-          <w:rFonts w:ascii="Charis SIL Regular" w:hAnsi="Charis SIL Regular" w:eastAsia="Charis SIL Regular"/>
-          <w:b w:val="0"/>
-          <w:i w:val="0"/>
-          <w:color w:val="000000"/>
-          <w:sz w:val="24"/>
-        </w:rPr>
-        <w:t>Catalogue:</w:t>
-      </w:r>
-    </w:p>
-    <w:p>
-      <w:pPr>
         <w:sectPr>
           <w:pgSz w:w="11900" w:h="16840"/>
-          <w:pgMar w:top="324" w:right="986" w:bottom="454" w:left="960" w:header="720" w:footer="720" w:gutter="0"/>
+          <w:pgMar w:top="324" w:right="986" w:bottom="600" w:left="960" w:header="720" w:footer="720" w:gutter="0"/>
           <w:cols/>
           <w:docGrid w:linePitch="360"/>
         </w:sectPr>
@@ -2125,7 +2137,27 @@
         <w:autoSpaceDN w:val="0"/>
         <w:autoSpaceDE w:val="0"/>
         <w:widowControl/>
-        <w:spacing w:line="288" w:lineRule="exact" w:before="64" w:after="0"/>
+        <w:spacing w:line="352" w:lineRule="exact" w:before="0" w:after="0"/>
+        <w:ind w:left="0" w:right="0" w:firstLine="0"/>
+        <w:jc w:val="left"/>
+      </w:pPr>
+      <w:r>
+        <w:rPr>
+          <w:rFonts w:ascii="Charis SIL Regular" w:hAnsi="Charis SIL Regular" w:eastAsia="Charis SIL Regular"/>
+          <w:b w:val="0"/>
+          <w:i w:val="0"/>
+          <w:color w:val="000000"/>
+          <w:sz w:val="24"/>
+        </w:rPr>
+        <w:t>Catalogue:</w:t>
+      </w:r>
+    </w:p>
+    <w:p>
+      <w:pPr>
+        <w:autoSpaceDN w:val="0"/>
+        <w:autoSpaceDE w:val="0"/>
+        <w:widowControl/>
+        <w:spacing w:line="288" w:lineRule="exact" w:before="240" w:after="0"/>
         <w:ind w:left="800" w:right="1152" w:firstLine="0"/>
         <w:jc w:val="left"/>
       </w:pPr>

--- a/EXPORTS/DOCX/published/niveau3/English/Museon.docx
+++ b/EXPORTS/DOCX/published/niveau3/English/Museon.docx
@@ -1587,25 +1587,7 @@
           <w:color w:val="000000"/>
           <w:sz w:val="24"/>
         </w:rPr>
-        <w:t xml:space="preserve"> </w:t>
-      </w:r>
-      <w:r>
-        <w:rPr>
-          <w:u w:val="single" w:color="0000ff"/>
-          <w:rFonts w:ascii="Charis SIL Regular" w:hAnsi="Charis SIL Regular" w:eastAsia="Charis SIL Regular"/>
-          <w:b w:val="0"/>
-          <w:i w:val="0"/>
-          <w:color w:val="000000"/>
-          <w:sz w:val="24"/>
-        </w:rPr>
-        <w:hyperlink r:id="rId14" w:history="1">
-          <w:r>
-            <w:rPr>
-              <w:rStyle w:val="Hyperlink"/>
-            </w:rPr>
-            <w:t>of w</w:t>
-          </w:r>
-        </w:hyperlink>
+        <w:t xml:space="preserve"> of w</w:t>
       </w:r>
       <w:r>
         <w:rPr>
@@ -1728,7 +1710,7 @@
           <w:sz w:val="24"/>
           <w:u w:val="single"/>
         </w:rPr>
-        <w:t>Scientific research in colonised terri</w:t>
+        <w:t>Scientific research in colonised terr</w:t>
       </w:r>
       <w:r>
         <w:rPr>
@@ -1739,7 +1721,7 @@
           <w:sz w:val="24"/>
           <w:u w:val="single"/>
         </w:rPr>
-        <w:t>torie</w:t>
+        <w:t>i</w:t>
       </w:r>
       <w:r>
         <w:rPr>
@@ -1748,8 +1730,9 @@
           <w:i w:val="0"/>
           <w:color w:val="0000FF"/>
           <w:sz w:val="24"/>
+          <w:u w:val="single"/>
         </w:rPr>
-        <w:t>s</w:t>
+        <w:t>tories</w:t>
       </w:r>
       <w:r>
         <w:br/>

--- a/EXPORTS/DOCX/published/niveau3/English/Museon.docx
+++ b/EXPORTS/DOCX/published/niveau3/English/Museon.docx
@@ -1587,7 +1587,25 @@
           <w:color w:val="000000"/>
           <w:sz w:val="24"/>
         </w:rPr>
-        <w:t xml:space="preserve"> of w</w:t>
+        <w:t xml:space="preserve"> </w:t>
+      </w:r>
+      <w:r>
+        <w:rPr>
+          <w:u w:val="single" w:color="0000ff"/>
+          <w:rFonts w:ascii="Charis SIL Regular" w:hAnsi="Charis SIL Regular" w:eastAsia="Charis SIL Regular"/>
+          <w:b w:val="0"/>
+          <w:i w:val="0"/>
+          <w:color w:val="000000"/>
+          <w:sz w:val="24"/>
+        </w:rPr>
+        <w:hyperlink r:id="rId14" w:history="1">
+          <w:r>
+            <w:rPr>
+              <w:rStyle w:val="Hyperlink"/>
+            </w:rPr>
+            <w:t>of w</w:t>
+          </w:r>
+        </w:hyperlink>
       </w:r>
       <w:r>
         <w:rPr>
@@ -1710,7 +1728,7 @@
           <w:sz w:val="24"/>
           <w:u w:val="single"/>
         </w:rPr>
-        <w:t>Scientific research in colonised terr</w:t>
+        <w:t>Scientific research in colonised terri</w:t>
       </w:r>
       <w:r>
         <w:rPr>
@@ -1721,7 +1739,7 @@
           <w:sz w:val="24"/>
           <w:u w:val="single"/>
         </w:rPr>
-        <w:t>i</w:t>
+        <w:t>torie</w:t>
       </w:r>
       <w:r>
         <w:rPr>
@@ -1730,9 +1748,8 @@
           <w:i w:val="0"/>
           <w:color w:val="0000FF"/>
           <w:sz w:val="24"/>
-          <w:u w:val="single"/>
         </w:rPr>
-        <w:t>tories</w:t>
+        <w:t>s</w:t>
       </w:r>
       <w:r>
         <w:br/>

--- a/EXPORTS/DOCX/published/niveau3/English/Museon.docx
+++ b/EXPORTS/DOCX/published/niveau3/English/Museon.docx
@@ -1591,21 +1591,13 @@
       </w:r>
       <w:r>
         <w:rPr>
-          <w:u w:val="single" w:color="0000ff"/>
           <w:rFonts w:ascii="Charis SIL Regular" w:hAnsi="Charis SIL Regular" w:eastAsia="Charis SIL Regular"/>
           <w:b w:val="0"/>
           <w:i w:val="0"/>
           <w:color w:val="000000"/>
           <w:sz w:val="24"/>
         </w:rPr>
-        <w:hyperlink r:id="rId14" w:history="1">
-          <w:r>
-            <w:rPr>
-              <w:rStyle w:val="Hyperlink"/>
-            </w:rPr>
-            <w:t>of w</w:t>
-          </w:r>
-        </w:hyperlink>
+        <w:t>of w</w:t>
       </w:r>
       <w:r>
         <w:rPr>

--- a/EXPORTS/DOCX/published/niveau3/English/Museon.docx
+++ b/EXPORTS/DOCX/published/niveau3/English/Museon.docx
@@ -1591,13 +1591,21 @@
       </w:r>
       <w:r>
         <w:rPr>
+          <w:u w:val="single" w:color="0000ff"/>
           <w:rFonts w:ascii="Charis SIL Regular" w:hAnsi="Charis SIL Regular" w:eastAsia="Charis SIL Regular"/>
           <w:b w:val="0"/>
           <w:i w:val="0"/>
           <w:color w:val="000000"/>
           <w:sz w:val="24"/>
         </w:rPr>
-        <w:t>of w</w:t>
+        <w:hyperlink r:id="rId14" w:history="1">
+          <w:r>
+            <w:rPr>
+              <w:rStyle w:val="Hyperlink"/>
+            </w:rPr>
+            <w:t>of w</w:t>
+          </w:r>
+        </w:hyperlink>
       </w:r>
       <w:r>
         <w:rPr>
@@ -1720,7 +1728,7 @@
           <w:sz w:val="24"/>
           <w:u w:val="single"/>
         </w:rPr>
-        <w:t>Scientific research in colonised terr</w:t>
+        <w:t>Scientific research in colonised terri</w:t>
       </w:r>
       <w:r>
         <w:rPr>
@@ -1731,7 +1739,7 @@
           <w:sz w:val="24"/>
           <w:u w:val="single"/>
         </w:rPr>
-        <w:t>i</w:t>
+        <w:t>torie</w:t>
       </w:r>
       <w:r>
         <w:rPr>
@@ -1740,9 +1748,8 @@
           <w:i w:val="0"/>
           <w:color w:val="0000FF"/>
           <w:sz w:val="24"/>
-          <w:u w:val="single"/>
         </w:rPr>
-        <w:t>tories</w:t>
+        <w:t>s</w:t>
       </w:r>
       <w:r>
         <w:br/>

--- a/EXPORTS/DOCX/published/niveau3/English/Museon.docx
+++ b/EXPORTS/DOCX/published/niveau3/English/Museon.docx
@@ -1309,7 +1309,14 @@
           <w:color w:val="000000"/>
           <w:sz w:val="24"/>
         </w:rPr>
-        <w:t>as indepe</w:t>
+        <w:hyperlink r:id="rId13" w:history="1">
+          <w:r>
+            <w:rPr>
+              <w:rStyle w:val="Hyperlink"/>
+            </w:rPr>
+            <w:t>as indepe</w:t>
+          </w:r>
+        </w:hyperlink>
       </w:r>
       <w:r>
         <w:rPr>
@@ -1721,7 +1728,7 @@
           <w:sz w:val="24"/>
           <w:u w:val="single"/>
         </w:rPr>
-        <w:t>Scientific research in colonised terr</w:t>
+        <w:t>Scientific research in colonised terri</w:t>
       </w:r>
       <w:r>
         <w:rPr>
@@ -1732,7 +1739,7 @@
           <w:sz w:val="24"/>
           <w:u w:val="single"/>
         </w:rPr>
-        <w:t>i</w:t>
+        <w:t>torie</w:t>
       </w:r>
       <w:r>
         <w:rPr>
@@ -1741,9 +1748,8 @@
           <w:i w:val="0"/>
           <w:color w:val="0000FF"/>
           <w:sz w:val="24"/>
-          <w:u w:val="single"/>
         </w:rPr>
-        <w:t>tories</w:t>
+        <w:t>s</w:t>
       </w:r>
       <w:r>
         <w:br/>

--- a/EXPORTS/DOCX/published/niveau3/English/Museon.docx
+++ b/EXPORTS/DOCX/published/niveau3/English/Museon.docx
@@ -1728,7 +1728,7 @@
           <w:sz w:val="24"/>
           <w:u w:val="single"/>
         </w:rPr>
-        <w:t>Scientific research in colonised terri</w:t>
+        <w:t>Scientific research in colonised terr</w:t>
       </w:r>
       <w:r>
         <w:rPr>
@@ -1739,7 +1739,7 @@
           <w:sz w:val="24"/>
           <w:u w:val="single"/>
         </w:rPr>
-        <w:t>torie</w:t>
+        <w:t>i</w:t>
       </w:r>
       <w:r>
         <w:rPr>
@@ -1748,8 +1748,9 @@
           <w:i w:val="0"/>
           <w:color w:val="0000FF"/>
           <w:sz w:val="24"/>
+          <w:u w:val="single"/>
         </w:rPr>
-        <w:t>s</w:t>
+        <w:t>tories</w:t>
       </w:r>
       <w:r>
         <w:br/>
@@ -2861,7 +2862,7 @@
         <w:autoSpaceDN w:val="0"/>
         <w:autoSpaceDE w:val="0"/>
         <w:widowControl/>
-        <w:spacing w:line="538" w:lineRule="exact" w:before="478" w:after="0"/>
+        <w:spacing w:line="538" w:lineRule="exact" w:before="458" w:after="0"/>
         <w:ind w:left="0" w:right="0" w:firstLine="0"/>
         <w:jc w:val="left"/>
       </w:pPr>

--- a/EXPORTS/DOCX/published/niveau3/English/Museon.docx
+++ b/EXPORTS/DOCX/published/niveau3/English/Museon.docx
@@ -1598,14 +1598,7 @@
           <w:color w:val="000000"/>
           <w:sz w:val="24"/>
         </w:rPr>
-        <w:hyperlink r:id="rId14" w:history="1">
-          <w:r>
-            <w:rPr>
-              <w:rStyle w:val="Hyperlink"/>
-            </w:rPr>
-            <w:t>of w</w:t>
-          </w:r>
-        </w:hyperlink>
+        <w:t>of w</w:t>
       </w:r>
       <w:r>
         <w:rPr>
@@ -1728,7 +1721,7 @@
           <w:sz w:val="24"/>
           <w:u w:val="single"/>
         </w:rPr>
-        <w:t>Scientific research in colonised terri</w:t>
+        <w:t>Scientific research in colonised terr</w:t>
       </w:r>
       <w:r>
         <w:rPr>
@@ -1739,7 +1732,7 @@
           <w:sz w:val="24"/>
           <w:u w:val="single"/>
         </w:rPr>
-        <w:t>torie</w:t>
+        <w:t>i</w:t>
       </w:r>
       <w:r>
         <w:rPr>
@@ -1748,8 +1741,9 @@
           <w:i w:val="0"/>
           <w:color w:val="0000FF"/>
           <w:sz w:val="24"/>
+          <w:u w:val="single"/>
         </w:rPr>
-        <w:t>s</w:t>
+        <w:t>tories</w:t>
       </w:r>
       <w:r>
         <w:br/>

--- a/EXPORTS/DOCX/published/niveau3/English/Museon.docx
+++ b/EXPORTS/DOCX/published/niveau3/English/Museon.docx
@@ -1298,25 +1298,7 @@
           <w:color w:val="000000"/>
           <w:sz w:val="24"/>
         </w:rPr>
-        <w:t>archive is divided into the period when the museum w</w:t>
-      </w:r>
-      <w:r>
-        <w:rPr>
-          <w:u w:val="single" w:color="0000ff"/>
-          <w:rFonts w:ascii="Charis SIL Regular" w:hAnsi="Charis SIL Regular" w:eastAsia="Charis SIL Regular"/>
-          <w:b w:val="0"/>
-          <w:i w:val="0"/>
-          <w:color w:val="000000"/>
-          <w:sz w:val="24"/>
-        </w:rPr>
-        <w:hyperlink r:id="rId13" w:history="1">
-          <w:r>
-            <w:rPr>
-              <w:rStyle w:val="Hyperlink"/>
-            </w:rPr>
-            <w:t>as indepe</w:t>
-          </w:r>
-        </w:hyperlink>
+        <w:t>archive is divided into the period when the museum was indepe</w:t>
       </w:r>
       <w:r>
         <w:rPr>
@@ -1558,47 +1540,7 @@
           <w:color w:val="000000"/>
           <w:sz w:val="24"/>
         </w:rPr>
-        <w:t>provides an overview of the collections in the museum as w</w:t>
-      </w:r>
-      <w:r>
-        <w:rPr>
-          <w:u w:val="single" w:color="0000ff"/>
-          <w:rFonts w:ascii="Charis SIL Regular" w:hAnsi="Charis SIL Regular" w:eastAsia="Charis SIL Regular"/>
-          <w:b w:val="0"/>
-          <w:i w:val="0"/>
-          <w:color w:val="000000"/>
-          <w:sz w:val="24"/>
-        </w:rPr>
-        <w:hyperlink r:id="rId14" w:history="1">
-          <w:r>
-            <w:rPr>
-              <w:rStyle w:val="Hyperlink"/>
-            </w:rPr>
-            <w:t>ell as a list</w:t>
-          </w:r>
-        </w:hyperlink>
-      </w:r>
-      <w:r>
-        <w:rPr>
-          <w:u w:val="single" w:color="0000ff"/>
-          <w:rFonts w:ascii="Charis SIL Regular" w:hAnsi="Charis SIL Regular" w:eastAsia="Charis SIL Regular"/>
-          <w:b w:val="0"/>
-          <w:i w:val="0"/>
-          <w:color w:val="000000"/>
-          <w:sz w:val="24"/>
-        </w:rPr>
-        <w:t xml:space="preserve"> </w:t>
-      </w:r>
-      <w:r>
-        <w:rPr>
-          <w:u w:val="single" w:color="0000ff"/>
-          <w:rFonts w:ascii="Charis SIL Regular" w:hAnsi="Charis SIL Regular" w:eastAsia="Charis SIL Regular"/>
-          <w:b w:val="0"/>
-          <w:i w:val="0"/>
-          <w:color w:val="000000"/>
-          <w:sz w:val="24"/>
-        </w:rPr>
-        <w:t>of w</w:t>
+        <w:t>provides an overview of the collections in the museum as well as a list of w</w:t>
       </w:r>
       <w:r>
         <w:rPr>
@@ -1721,7 +1663,7 @@
           <w:sz w:val="24"/>
           <w:u w:val="single"/>
         </w:rPr>
-        <w:t>Scientific research in colonised terr</w:t>
+        <w:t>Scientific research in colonised terri</w:t>
       </w:r>
       <w:r>
         <w:rPr>
@@ -1732,7 +1674,7 @@
           <w:sz w:val="24"/>
           <w:u w:val="single"/>
         </w:rPr>
-        <w:t>i</w:t>
+        <w:t>torie</w:t>
       </w:r>
       <w:r>
         <w:rPr>
@@ -1741,9 +1683,8 @@
           <w:i w:val="0"/>
           <w:color w:val="0000FF"/>
           <w:sz w:val="24"/>
-          <w:u w:val="single"/>
         </w:rPr>
-        <w:t>tories</w:t>
+        <w:t>s</w:t>
       </w:r>
       <w:r>
         <w:br/>

--- a/EXPORTS/DOCX/published/niveau3/English/Museon.docx
+++ b/EXPORTS/DOCX/published/niveau3/English/Museon.docx
@@ -1298,7 +1298,18 @@
           <w:color w:val="000000"/>
           <w:sz w:val="24"/>
         </w:rPr>
-        <w:t>archive is divided into the period when the museum was indepe</w:t>
+        <w:t>archive is divided into the period when the museum w</w:t>
+      </w:r>
+      <w:r>
+        <w:rPr>
+          <w:u w:val="single" w:color="0000ff"/>
+          <w:rFonts w:ascii="Charis SIL Regular" w:hAnsi="Charis SIL Regular" w:eastAsia="Charis SIL Regular"/>
+          <w:b w:val="0"/>
+          <w:i w:val="0"/>
+          <w:color w:val="000000"/>
+          <w:sz w:val="24"/>
+        </w:rPr>
+        <w:t>as indepe</w:t>
       </w:r>
       <w:r>
         <w:rPr>
@@ -1540,7 +1551,46 @@
           <w:color w:val="000000"/>
           <w:sz w:val="24"/>
         </w:rPr>
-        <w:t>provides an overview of the collections in the museum as well as a list of w</w:t>
+        <w:t>provides an overview of the collections in the museum as w</w:t>
+      </w:r>
+      <w:r>
+        <w:rPr>
+          <w:u w:val="single" w:color="0000ff"/>
+          <w:rFonts w:ascii="Charis SIL Regular" w:hAnsi="Charis SIL Regular" w:eastAsia="Charis SIL Regular"/>
+          <w:b w:val="0"/>
+          <w:i w:val="0"/>
+          <w:color w:val="000000"/>
+          <w:sz w:val="24"/>
+        </w:rPr>
+        <w:hyperlink r:id="rId14" w:history="1">
+          <w:r>
+            <w:rPr>
+              <w:rStyle w:val="Hyperlink"/>
+            </w:rPr>
+            <w:t>ell as a list</w:t>
+          </w:r>
+        </w:hyperlink>
+      </w:r>
+      <w:r>
+        <w:rPr>
+          <w:u w:val="single" w:color="0000ff"/>
+          <w:rFonts w:ascii="Charis SIL Regular" w:hAnsi="Charis SIL Regular" w:eastAsia="Charis SIL Regular"/>
+          <w:b w:val="0"/>
+          <w:i w:val="0"/>
+          <w:color w:val="000000"/>
+          <w:sz w:val="24"/>
+        </w:rPr>
+        <w:t xml:space="preserve"> </w:t>
+      </w:r>
+      <w:r>
+        <w:rPr>
+          <w:rFonts w:ascii="Charis SIL Regular" w:hAnsi="Charis SIL Regular" w:eastAsia="Charis SIL Regular"/>
+          <w:b w:val="0"/>
+          <w:i w:val="0"/>
+          <w:color w:val="000000"/>
+          <w:sz w:val="24"/>
+        </w:rPr>
+        <w:t>of w</w:t>
       </w:r>
       <w:r>
         <w:rPr>
@@ -1663,7 +1713,7 @@
           <w:sz w:val="24"/>
           <w:u w:val="single"/>
         </w:rPr>
-        <w:t>Scientific research in colonised terri</w:t>
+        <w:t>Scientific research in colonised terr</w:t>
       </w:r>
       <w:r>
         <w:rPr>
@@ -1674,7 +1724,7 @@
           <w:sz w:val="24"/>
           <w:u w:val="single"/>
         </w:rPr>
-        <w:t>torie</w:t>
+        <w:t>i</w:t>
       </w:r>
       <w:r>
         <w:rPr>
@@ -1683,8 +1733,9 @@
           <w:i w:val="0"/>
           <w:color w:val="0000FF"/>
           <w:sz w:val="24"/>
+          <w:u w:val="single"/>
         </w:rPr>
-        <w:t>s</w:t>
+        <w:t>tories</w:t>
       </w:r>
       <w:r>
         <w:br/>

--- a/EXPORTS/DOCX/published/niveau3/English/Museon.docx
+++ b/EXPORTS/DOCX/published/niveau3/English/Museon.docx
@@ -1584,13 +1584,21 @@
       </w:r>
       <w:r>
         <w:rPr>
+          <w:u w:val="single" w:color="0000ff"/>
           <w:rFonts w:ascii="Charis SIL Regular" w:hAnsi="Charis SIL Regular" w:eastAsia="Charis SIL Regular"/>
           <w:b w:val="0"/>
           <w:i w:val="0"/>
           <w:color w:val="000000"/>
           <w:sz w:val="24"/>
         </w:rPr>
-        <w:t>of w</w:t>
+        <w:hyperlink r:id="rId14" w:history="1">
+          <w:r>
+            <w:rPr>
+              <w:rStyle w:val="Hyperlink"/>
+            </w:rPr>
+            <w:t>of w</w:t>
+          </w:r>
+        </w:hyperlink>
       </w:r>
       <w:r>
         <w:rPr>
@@ -1713,7 +1721,7 @@
           <w:sz w:val="24"/>
           <w:u w:val="single"/>
         </w:rPr>
-        <w:t>Scientific research in colonised terr</w:t>
+        <w:t>Scientific research in colonised terri</w:t>
       </w:r>
       <w:r>
         <w:rPr>
@@ -1724,7 +1732,7 @@
           <w:sz w:val="24"/>
           <w:u w:val="single"/>
         </w:rPr>
-        <w:t>i</w:t>
+        <w:t>torie</w:t>
       </w:r>
       <w:r>
         <w:rPr>
@@ -1733,9 +1741,8 @@
           <w:i w:val="0"/>
           <w:color w:val="0000FF"/>
           <w:sz w:val="24"/>
-          <w:u w:val="single"/>
         </w:rPr>
-        <w:t>tories</w:t>
+        <w:t>s</w:t>
       </w:r>
       <w:r>
         <w:br/>

--- a/EXPORTS/DOCX/published/niveau3/English/Museon.docx
+++ b/EXPORTS/DOCX/published/niveau3/English/Museon.docx
@@ -1298,18 +1298,7 @@
           <w:color w:val="000000"/>
           <w:sz w:val="24"/>
         </w:rPr>
-        <w:t>archive is divided into the period when the museum w</w:t>
-      </w:r>
-      <w:r>
-        <w:rPr>
-          <w:u w:val="single" w:color="0000ff"/>
-          <w:rFonts w:ascii="Charis SIL Regular" w:hAnsi="Charis SIL Regular" w:eastAsia="Charis SIL Regular"/>
-          <w:b w:val="0"/>
-          <w:i w:val="0"/>
-          <w:color w:val="000000"/>
-          <w:sz w:val="24"/>
-        </w:rPr>
-        <w:t>as indepe</w:t>
+        <w:t>archive is divided into the period when the museum was indepe</w:t>
       </w:r>
       <w:r>
         <w:rPr>
@@ -1721,7 +1710,7 @@
           <w:sz w:val="24"/>
           <w:u w:val="single"/>
         </w:rPr>
-        <w:t>Scientific research in colonised terri</w:t>
+        <w:t>Scientific research in colonised terr</w:t>
       </w:r>
       <w:r>
         <w:rPr>
@@ -1732,7 +1721,7 @@
           <w:sz w:val="24"/>
           <w:u w:val="single"/>
         </w:rPr>
-        <w:t>torie</w:t>
+        <w:t>i</w:t>
       </w:r>
       <w:r>
         <w:rPr>
@@ -1741,8 +1730,9 @@
           <w:i w:val="0"/>
           <w:color w:val="0000FF"/>
           <w:sz w:val="24"/>
+          <w:u w:val="single"/>
         </w:rPr>
-        <w:t>s</w:t>
+        <w:t>tories</w:t>
       </w:r>
       <w:r>
         <w:br/>

--- a/EXPORTS/DOCX/published/niveau3/English/Museon.docx
+++ b/EXPORTS/DOCX/published/niveau3/English/Museon.docx
@@ -1309,14 +1309,7 @@
           <w:color w:val="000000"/>
           <w:sz w:val="24"/>
         </w:rPr>
-        <w:hyperlink r:id="rId13" w:history="1">
-          <w:r>
-            <w:rPr>
-              <w:rStyle w:val="Hyperlink"/>
-            </w:rPr>
-            <w:t>as indepe</w:t>
-          </w:r>
-        </w:hyperlink>
+        <w:t>as indepe</w:t>
       </w:r>
       <w:r>
         <w:rPr>
@@ -1558,54 +1551,7 @@
           <w:color w:val="000000"/>
           <w:sz w:val="24"/>
         </w:rPr>
-        <w:t>provides an overview of the collections in the museum as w</w:t>
-      </w:r>
-      <w:r>
-        <w:rPr>
-          <w:u w:val="single" w:color="0000ff"/>
-          <w:rFonts w:ascii="Charis SIL Regular" w:hAnsi="Charis SIL Regular" w:eastAsia="Charis SIL Regular"/>
-          <w:b w:val="0"/>
-          <w:i w:val="0"/>
-          <w:color w:val="000000"/>
-          <w:sz w:val="24"/>
-        </w:rPr>
-        <w:hyperlink r:id="rId14" w:history="1">
-          <w:r>
-            <w:rPr>
-              <w:rStyle w:val="Hyperlink"/>
-            </w:rPr>
-            <w:t>ell as a list</w:t>
-          </w:r>
-        </w:hyperlink>
-      </w:r>
-      <w:r>
-        <w:rPr>
-          <w:u w:val="single" w:color="0000ff"/>
-          <w:rFonts w:ascii="Charis SIL Regular" w:hAnsi="Charis SIL Regular" w:eastAsia="Charis SIL Regular"/>
-          <w:b w:val="0"/>
-          <w:i w:val="0"/>
-          <w:color w:val="000000"/>
-          <w:sz w:val="24"/>
-        </w:rPr>
-        <w:t xml:space="preserve"> </w:t>
-      </w:r>
-      <w:r>
-        <w:rPr>
-          <w:u w:val="single" w:color="0000ff"/>
-          <w:rFonts w:ascii="Charis SIL Regular" w:hAnsi="Charis SIL Regular" w:eastAsia="Charis SIL Regular"/>
-          <w:b w:val="0"/>
-          <w:i w:val="0"/>
-          <w:color w:val="000000"/>
-          <w:sz w:val="24"/>
-        </w:rPr>
-        <w:hyperlink r:id="rId14" w:history="1">
-          <w:r>
-            <w:rPr>
-              <w:rStyle w:val="Hyperlink"/>
-            </w:rPr>
-            <w:t>of w</w:t>
-          </w:r>
-        </w:hyperlink>
+        <w:t>provides an overview of the collections in the museum as well as a list of w</w:t>
       </w:r>
       <w:r>
         <w:rPr>
@@ -1728,7 +1674,7 @@
           <w:sz w:val="24"/>
           <w:u w:val="single"/>
         </w:rPr>
-        <w:t>Scientific research in colonised terri</w:t>
+        <w:t>Scientific research in colonised terr</w:t>
       </w:r>
       <w:r>
         <w:rPr>
@@ -1739,7 +1685,7 @@
           <w:sz w:val="24"/>
           <w:u w:val="single"/>
         </w:rPr>
-        <w:t>torie</w:t>
+        <w:t>i</w:t>
       </w:r>
       <w:r>
         <w:rPr>
@@ -1748,8 +1694,9 @@
           <w:i w:val="0"/>
           <w:color w:val="0000FF"/>
           <w:sz w:val="24"/>
+          <w:u w:val="single"/>
         </w:rPr>
-        <w:t>s</w:t>
+        <w:t>tories</w:t>
       </w:r>
       <w:r>
         <w:br/>

--- a/EXPORTS/DOCX/published/niveau3/English/Museon.docx
+++ b/EXPORTS/DOCX/published/niveau3/English/Museon.docx
@@ -1309,7 +1309,14 @@
           <w:color w:val="000000"/>
           <w:sz w:val="24"/>
         </w:rPr>
-        <w:t>as indepe</w:t>
+        <w:hyperlink r:id="rId13" w:history="1">
+          <w:r>
+            <w:rPr>
+              <w:rStyle w:val="Hyperlink"/>
+            </w:rPr>
+            <w:t>as indepe</w:t>
+          </w:r>
+        </w:hyperlink>
       </w:r>
       <w:r>
         <w:rPr>
@@ -1551,7 +1558,54 @@
           <w:color w:val="000000"/>
           <w:sz w:val="24"/>
         </w:rPr>
-        <w:t>provides an overview of the collections in the museum as well as a list of w</w:t>
+        <w:t>provides an overview of the collections in the museum as w</w:t>
+      </w:r>
+      <w:r>
+        <w:rPr>
+          <w:u w:val="single" w:color="0000ff"/>
+          <w:rFonts w:ascii="Charis SIL Regular" w:hAnsi="Charis SIL Regular" w:eastAsia="Charis SIL Regular"/>
+          <w:b w:val="0"/>
+          <w:i w:val="0"/>
+          <w:color w:val="000000"/>
+          <w:sz w:val="24"/>
+        </w:rPr>
+        <w:hyperlink r:id="rId14" w:history="1">
+          <w:r>
+            <w:rPr>
+              <w:rStyle w:val="Hyperlink"/>
+            </w:rPr>
+            <w:t>ell as a list</w:t>
+          </w:r>
+        </w:hyperlink>
+      </w:r>
+      <w:r>
+        <w:rPr>
+          <w:u w:val="single" w:color="0000ff"/>
+          <w:rFonts w:ascii="Charis SIL Regular" w:hAnsi="Charis SIL Regular" w:eastAsia="Charis SIL Regular"/>
+          <w:b w:val="0"/>
+          <w:i w:val="0"/>
+          <w:color w:val="000000"/>
+          <w:sz w:val="24"/>
+        </w:rPr>
+        <w:t xml:space="preserve"> </w:t>
+      </w:r>
+      <w:r>
+        <w:rPr>
+          <w:u w:val="single" w:color="0000ff"/>
+          <w:rFonts w:ascii="Charis SIL Regular" w:hAnsi="Charis SIL Regular" w:eastAsia="Charis SIL Regular"/>
+          <w:b w:val="0"/>
+          <w:i w:val="0"/>
+          <w:color w:val="000000"/>
+          <w:sz w:val="24"/>
+        </w:rPr>
+        <w:hyperlink r:id="rId14" w:history="1">
+          <w:r>
+            <w:rPr>
+              <w:rStyle w:val="Hyperlink"/>
+            </w:rPr>
+            <w:t>of w</w:t>
+          </w:r>
+        </w:hyperlink>
       </w:r>
       <w:r>
         <w:rPr>
@@ -1674,7 +1728,7 @@
           <w:sz w:val="24"/>
           <w:u w:val="single"/>
         </w:rPr>
-        <w:t>Scientific research in colonised terr</w:t>
+        <w:t>Scientific research in colonised terri</w:t>
       </w:r>
       <w:r>
         <w:rPr>
@@ -1685,7 +1739,7 @@
           <w:sz w:val="24"/>
           <w:u w:val="single"/>
         </w:rPr>
-        <w:t>i</w:t>
+        <w:t>torie</w:t>
       </w:r>
       <w:r>
         <w:rPr>
@@ -1694,9 +1748,8 @@
           <w:i w:val="0"/>
           <w:color w:val="0000FF"/>
           <w:sz w:val="24"/>
-          <w:u w:val="single"/>
         </w:rPr>
-        <w:t>tories</w:t>
+        <w:t>s</w:t>
       </w:r>
       <w:r>
         <w:br/>
